--- a/FNR&NFR.docx
+++ b/FNR&NFR.docx
@@ -5,12 +5,17 @@
     <w:p>
       <w:pPr>
         <w:pStyle w:val="Title"/>
-        <w:rPr>
+        <w:jc w:val="center"/>
+        <w:rPr>
+          <w:b/>
+          <w:bCs/>
           <w:lang w:val="en-GB"/>
         </w:rPr>
       </w:pPr>
       <w:r>
         <w:rPr>
+          <w:b/>
+          <w:bCs/>
           <w:lang w:val="en-GB"/>
         </w:rPr>
         <w:t>COS 214 – Practical 5</w:t>
@@ -18,7 +23,40 @@
     </w:p>
     <w:p>
       <w:pPr>
+        <w:rPr>
+          <w:lang w:val="en-GB"/>
+        </w:rPr>
+      </w:pPr>
+    </w:p>
+    <w:p>
+      <w:pPr>
         <w:pStyle w:val="Subtitle"/>
+        <w:spacing w:line="240" w:lineRule="auto"/>
+        <w:rPr>
+          <w:b/>
+          <w:bCs/>
+          <w:lang w:val="en-GB"/>
+        </w:rPr>
+        <w:sectPr>
+          <w:pgSz w:w="11906" w:h="16838"/>
+          <w:pgMar w:top="1440" w:right="1440" w:bottom="1440" w:left="1440" w:header="708" w:footer="708" w:gutter="0"/>
+          <w:cols w:space="708"/>
+          <w:docGrid w:linePitch="360"/>
+        </w:sectPr>
+      </w:pPr>
+      <w:r>
+        <w:rPr>
+          <w:b/>
+          <w:bCs/>
+          <w:lang w:val="en-GB"/>
+        </w:rPr>
+        <w:t xml:space="preserve">The Multimedia Adapters: </w:t>
+      </w:r>
+    </w:p>
+    <w:p>
+      <w:pPr>
+        <w:pStyle w:val="Subtitle"/>
+        <w:spacing w:line="240" w:lineRule="auto"/>
         <w:rPr>
           <w:lang w:val="en-GB"/>
         </w:rPr>
@@ -39,7 +77,19 @@
         <w:rPr>
           <w:lang w:val="en-GB"/>
         </w:rPr>
-        <w:t xml:space="preserve"> (Jerusha </w:t>
+        <w:t xml:space="preserve"> </w:t>
+      </w:r>
+      <w:r>
+        <w:rPr>
+          <w:lang w:val="en-GB"/>
+        </w:rPr>
+        <w:t xml:space="preserve">- </w:t>
+      </w:r>
+      <w:r>
+        <w:rPr>
+          <w:lang w:val="en-GB"/>
+        </w:rPr>
+        <w:t xml:space="preserve">Jerusha </w:t>
       </w:r>
       <w:proofErr w:type="spellStart"/>
       <w:r>
@@ -53,7 +103,58 @@
         <w:rPr>
           <w:lang w:val="en-GB"/>
         </w:rPr>
-        <w:t>), u23527685 (</w:t>
+        <w:t xml:space="preserve"> (Leader)</w:t>
+      </w:r>
+    </w:p>
+    <w:p>
+      <w:pPr>
+        <w:pStyle w:val="Subtitle"/>
+        <w:spacing w:line="240" w:lineRule="auto"/>
+        <w:rPr>
+          <w:lang w:val="en-GB"/>
+        </w:rPr>
+      </w:pPr>
+      <w:r>
+        <w:rPr>
+          <w:lang w:val="en-GB"/>
+        </w:rPr>
+        <w:t xml:space="preserve">u23556502 - Cobus Botha </w:t>
+      </w:r>
+    </w:p>
+    <w:p>
+      <w:pPr>
+        <w:pStyle w:val="Subtitle"/>
+        <w:spacing w:line="240" w:lineRule="auto"/>
+        <w:rPr>
+          <w:lang w:val="en-GB"/>
+        </w:rPr>
+      </w:pPr>
+      <w:r>
+        <w:rPr>
+          <w:lang w:val="en-GB"/>
+        </w:rPr>
+        <w:t xml:space="preserve">u24690059 - Mthokozisi Duba </w:t>
+      </w:r>
+    </w:p>
+    <w:p>
+      <w:pPr>
+        <w:pStyle w:val="Subtitle"/>
+        <w:spacing w:line="240" w:lineRule="auto"/>
+        <w:rPr>
+          <w:lang w:val="en-GB"/>
+        </w:rPr>
+      </w:pPr>
+      <w:r>
+        <w:rPr>
+          <w:lang w:val="en-GB"/>
+        </w:rPr>
+        <w:t xml:space="preserve">u23527685 </w:t>
+      </w:r>
+      <w:r>
+        <w:rPr>
+          <w:lang w:val="en-GB"/>
+        </w:rPr>
+        <w:t xml:space="preserve">- </w:t>
       </w:r>
       <w:proofErr w:type="spellStart"/>
       <w:r>
@@ -74,24 +175,35 @@
         <w:rPr>
           <w:lang w:val="en-GB"/>
         </w:rPr>
-        <w:t>Gaesale</w:t>
+        <w:t>Gaesal</w:t>
+      </w:r>
+      <w:r>
+        <w:rPr>
+          <w:lang w:val="en-GB"/>
+        </w:rPr>
+        <w:t>e</w:t>
       </w:r>
       <w:proofErr w:type="spellEnd"/>
+    </w:p>
+    <w:p>
+      <w:pPr>
+        <w:pStyle w:val="Subtitle"/>
+        <w:spacing w:line="240" w:lineRule="auto"/>
+        <w:rPr>
+          <w:lang w:val="en-GB"/>
+        </w:rPr>
+      </w:pPr>
       <w:r>
         <w:rPr>
           <w:lang w:val="en-GB"/>
         </w:rPr>
-        <w:t>), u24690059 (Mthokozisi Duba), u23556502 (Cobus Botha), u23576066 (Jay Lopes), u23559129 (Rachel Kambala),</w:t>
-      </w:r>
-      <w:r>
-        <w:rPr>
-          <w:lang w:val="en-GB"/>
-        </w:rPr>
-        <w:t xml:space="preserve"> u24575977 (Isha Kalyan)</w:t>
+        <w:t>u24575977 - Isha Kalyan</w:t>
       </w:r>
     </w:p>
     <w:p>
       <w:pPr>
+        <w:pStyle w:val="Subtitle"/>
+        <w:spacing w:line="240" w:lineRule="auto"/>
         <w:rPr>
           <w:lang w:val="en-GB"/>
         </w:rPr>
@@ -100,21 +212,51 @@
         <w:rPr>
           <w:lang w:val="en-GB"/>
         </w:rPr>
-        <w:t>//The Staff Group can you guys check if all design patterns are there</w:t>
+        <w:t>u23559129 - Rachel Kambala</w:t>
       </w:r>
     </w:p>
     <w:p>
       <w:pPr>
+        <w:pStyle w:val="Subtitle"/>
+        <w:spacing w:line="240" w:lineRule="auto"/>
+        <w:rPr>
+          <w:lang w:val="en-GB"/>
+        </w:rPr>
+      </w:pPr>
+      <w:r>
+        <w:rPr>
+          <w:lang w:val="en-GB"/>
+        </w:rPr>
+        <w:t xml:space="preserve">u23576066 – Jay Lopes </w:t>
+      </w:r>
+    </w:p>
+    <w:p>
+      <w:pPr>
         <w:pStyle w:val="Heading2"/>
         <w:rPr>
           <w:lang w:val="en-GB"/>
         </w:rPr>
+        <w:sectPr>
+          <w:type w:val="continuous"/>
+          <w:pgSz w:w="11906" w:h="16838"/>
+          <w:pgMar w:top="1440" w:right="1440" w:bottom="1440" w:left="1440" w:header="708" w:footer="708" w:gutter="0"/>
+          <w:cols w:num="2" w:space="708"/>
+          <w:docGrid w:linePitch="360"/>
+        </w:sectPr>
+      </w:pPr>
+    </w:p>
+    <w:p>
+      <w:pPr>
+        <w:pStyle w:val="Heading2"/>
+        <w:rPr>
+          <w:lang w:val="en-GB"/>
+        </w:rPr>
       </w:pPr>
       <w:r>
         <w:rPr>
           <w:lang w:val="en-GB"/>
         </w:rPr>
-        <w:t>Functional and Non-Functional Requirements</w:t>
+        <w:t>Functional Requirements</w:t>
       </w:r>
     </w:p>
     <w:p>
@@ -545,7 +687,19 @@
               <w:rPr>
                 <w:lang w:val="en-GB"/>
               </w:rPr>
-              <w:t>Abstract Factory Pattern</w:t>
+              <w:t>Factory</w:t>
+            </w:r>
+            <w:r>
+              <w:rPr>
+                <w:lang w:val="en-GB"/>
+              </w:rPr>
+              <w:t xml:space="preserve"> Method </w:t>
+            </w:r>
+            <w:r>
+              <w:rPr>
+                <w:lang w:val="en-GB"/>
+              </w:rPr>
+              <w:t>Pattern</w:t>
             </w:r>
             <w:r>
               <w:rPr>
@@ -738,6 +892,7 @@
               <w:rPr>
                 <w:lang w:val="en-GB"/>
               </w:rPr>
+              <w:lastRenderedPageBreak/>
               <w:t>predefined but should allow for specific</w:t>
             </w:r>
           </w:p>
@@ -769,6 +924,7 @@
               <w:rPr>
                 <w:lang w:val="en-GB"/>
               </w:rPr>
+              <w:lastRenderedPageBreak/>
               <w:t>Template Method Pattern (Plant Care Routine)</w:t>
             </w:r>
           </w:p>
@@ -819,14 +975,7 @@
               <w:rPr>
                 <w:lang w:val="en-GB"/>
               </w:rPr>
-              <w:t xml:space="preserve">s growth </w:t>
-            </w:r>
-            <w:r>
-              <w:rPr>
-                <w:lang w:val="en-GB"/>
-              </w:rPr>
-              <w:lastRenderedPageBreak/>
-              <w:t>stage or health status change, so appropriate action can be taken.</w:t>
+              <w:t>s growth stage or health status change, so appropriate action can be taken.</w:t>
             </w:r>
           </w:p>
         </w:tc>
@@ -844,7 +993,6 @@
               <w:rPr>
                 <w:lang w:val="en-GB"/>
               </w:rPr>
-              <w:lastRenderedPageBreak/>
               <w:t>Observer Pattern (Staff–Inventory Communication</w:t>
             </w:r>
             <w:r>
@@ -891,6 +1039,12 @@
                 <w:lang w:val="en-GB"/>
               </w:rPr>
             </w:pPr>
+            <w:r>
+              <w:rPr>
+                <w:lang w:val="en-GB"/>
+              </w:rPr>
+              <w:t>The system must allow staff to assist customers with inquires and purchases</w:t>
+            </w:r>
           </w:p>
         </w:tc>
         <w:tc>
@@ -907,7 +1061,13 @@
               <w:rPr>
                 <w:lang w:val="en-GB"/>
               </w:rPr>
-              <w:t>Mediator Pattern (Staff Communication)</w:t>
+              <w:t xml:space="preserve">Chain of Responsibility </w:t>
+            </w:r>
+            <w:r>
+              <w:rPr>
+                <w:lang w:val="en-GB"/>
+              </w:rPr>
+              <w:t>Pattern (Staff Communication)</w:t>
             </w:r>
           </w:p>
         </w:tc>
@@ -941,6 +1101,12 @@
                 <w:lang w:val="en-GB"/>
               </w:rPr>
             </w:pPr>
+            <w:r>
+              <w:rPr>
+                <w:lang w:val="en-GB"/>
+              </w:rPr>
+              <w:t>The system will create different types of staff members based on their assigned responsibilities</w:t>
+            </w:r>
           </w:p>
         </w:tc>
         <w:tc>
@@ -1007,7 +1173,7 @@
                 <w:szCs w:val="28"/>
                 <w:lang w:val="en-GB"/>
               </w:rPr>
-              <w:t>Staff</w:t>
+              <w:t>Customer &amp; Sales</w:t>
             </w:r>
           </w:p>
         </w:tc>
@@ -1109,6 +1275,12 @@
                 <w:lang w:val="en-GB"/>
               </w:rPr>
             </w:pPr>
+            <w:r>
+              <w:rPr>
+                <w:lang w:val="en-GB"/>
+              </w:rPr>
+              <w:t>The system shall allow customers to personalize their purchase with decorations such as pots or wrapping.</w:t>
+            </w:r>
           </w:p>
         </w:tc>
         <w:tc>
@@ -1125,7 +1297,7 @@
               <w:rPr>
                 <w:lang w:val="en-GB"/>
               </w:rPr>
-              <w:t>Iterator Pattern (Customer Browsing)</w:t>
+              <w:t>Decorator Pattern (Personalisation)</w:t>
             </w:r>
           </w:p>
         </w:tc>
@@ -1163,7 +1335,7 @@
               <w:rPr>
                 <w:lang w:val="en-GB"/>
               </w:rPr>
-              <w:t>The system shall allow customers to personalize their purchase with decorations such as pots or wrapping.</w:t>
+              <w:t>The system shall record transaction history to allow retrieval of past purchases.</w:t>
             </w:r>
           </w:p>
         </w:tc>
@@ -1181,7 +1353,7 @@
               <w:rPr>
                 <w:lang w:val="en-GB"/>
               </w:rPr>
-              <w:t>Decorator Pattern (Personalisation)</w:t>
+              <w:t>Memento Pattern (Transaction History)</w:t>
             </w:r>
           </w:p>
         </w:tc>
@@ -1202,162 +1374,6 @@
                 <w:lang w:val="en-GB"/>
               </w:rPr>
               <w:t>3</w:t>
-            </w:r>
-          </w:p>
-        </w:tc>
-        <w:tc>
-          <w:tcPr>
-            <w:tcW w:w="4362" w:type="dxa"/>
-          </w:tcPr>
-          <w:p>
-            <w:pPr>
-              <w:rPr>
-                <w:lang w:val="en-GB"/>
-              </w:rPr>
-            </w:pPr>
-          </w:p>
-        </w:tc>
-        <w:tc>
-          <w:tcPr>
-            <w:tcW w:w="4296" w:type="dxa"/>
-          </w:tcPr>
-          <w:p>
-            <w:pPr>
-              <w:rPr>
-                <w:lang w:val="en-GB"/>
-              </w:rPr>
-            </w:pPr>
-            <w:r>
-              <w:rPr>
-                <w:lang w:val="en-GB"/>
-              </w:rPr>
-              <w:t>Chain of Responsibility Pattern (Interaction)</w:t>
-            </w:r>
-          </w:p>
-        </w:tc>
-      </w:tr>
-      <w:tr>
-        <w:tc>
-          <w:tcPr>
-            <w:tcW w:w="1548" w:type="dxa"/>
-          </w:tcPr>
-          <w:p>
-            <w:pPr>
-              <w:rPr>
-                <w:lang w:val="en-GB"/>
-              </w:rPr>
-            </w:pPr>
-            <w:r>
-              <w:rPr>
-                <w:lang w:val="en-GB"/>
-              </w:rPr>
-              <w:t>4</w:t>
-            </w:r>
-          </w:p>
-        </w:tc>
-        <w:tc>
-          <w:tcPr>
-            <w:tcW w:w="4362" w:type="dxa"/>
-          </w:tcPr>
-          <w:p>
-            <w:pPr>
-              <w:rPr>
-                <w:lang w:val="en-GB"/>
-              </w:rPr>
-            </w:pPr>
-          </w:p>
-        </w:tc>
-        <w:tc>
-          <w:tcPr>
-            <w:tcW w:w="4296" w:type="dxa"/>
-          </w:tcPr>
-          <w:p>
-            <w:pPr>
-              <w:rPr>
-                <w:lang w:val="en-GB"/>
-              </w:rPr>
-            </w:pPr>
-            <w:r>
-              <w:rPr>
-                <w:lang w:val="en-GB"/>
-              </w:rPr>
-              <w:t>Observer Pattern (Inventory Update)</w:t>
-            </w:r>
-          </w:p>
-        </w:tc>
-      </w:tr>
-      <w:tr>
-        <w:tc>
-          <w:tcPr>
-            <w:tcW w:w="1548" w:type="dxa"/>
-          </w:tcPr>
-          <w:p>
-            <w:pPr>
-              <w:rPr>
-                <w:lang w:val="en-GB"/>
-              </w:rPr>
-            </w:pPr>
-            <w:r>
-              <w:rPr>
-                <w:lang w:val="en-GB"/>
-              </w:rPr>
-              <w:t>5</w:t>
-            </w:r>
-          </w:p>
-        </w:tc>
-        <w:tc>
-          <w:tcPr>
-            <w:tcW w:w="4362" w:type="dxa"/>
-          </w:tcPr>
-          <w:p>
-            <w:pPr>
-              <w:rPr>
-                <w:lang w:val="en-GB"/>
-              </w:rPr>
-            </w:pPr>
-            <w:r>
-              <w:rPr>
-                <w:lang w:val="en-GB"/>
-              </w:rPr>
-              <w:t>The system shall record transaction history to allow retrieval of past purchases.</w:t>
-            </w:r>
-          </w:p>
-        </w:tc>
-        <w:tc>
-          <w:tcPr>
-            <w:tcW w:w="4296" w:type="dxa"/>
-          </w:tcPr>
-          <w:p>
-            <w:pPr>
-              <w:rPr>
-                <w:lang w:val="en-GB"/>
-              </w:rPr>
-            </w:pPr>
-            <w:r>
-              <w:rPr>
-                <w:lang w:val="en-GB"/>
-              </w:rPr>
-              <w:t>Memento Pattern (Transaction History)</w:t>
-            </w:r>
-          </w:p>
-        </w:tc>
-      </w:tr>
-      <w:tr>
-        <w:tc>
-          <w:tcPr>
-            <w:tcW w:w="1548" w:type="dxa"/>
-          </w:tcPr>
-          <w:p>
-            <w:pPr>
-              <w:rPr>
-                <w:lang w:val="en-GB"/>
-              </w:rPr>
-            </w:pPr>
-            <w:r>
-              <w:rPr>
-                <w:lang w:val="en-GB"/>
-              </w:rPr>
-              <w:t>6</w:t>
             </w:r>
           </w:p>
         </w:tc>
@@ -1442,16 +1458,30 @@
               <w:rPr>
                 <w:b/>
                 <w:bCs/>
-                <w:lang w:val="en-GB"/>
-              </w:rPr>
-            </w:pPr>
-            <w:r>
-              <w:rPr>
-                <w:b/>
-                <w:bCs/>
-                <w:lang w:val="en-GB"/>
-              </w:rPr>
-              <w:t xml:space="preserve">CUSTOMER &amp; SALES </w:t>
+                <w:sz w:val="28"/>
+                <w:szCs w:val="28"/>
+                <w:lang w:val="en-GB"/>
+              </w:rPr>
+            </w:pPr>
+            <w:r>
+              <w:rPr>
+                <w:b/>
+                <w:bCs/>
+                <w:sz w:val="28"/>
+                <w:szCs w:val="28"/>
+                <w:lang w:val="en-GB"/>
+              </w:rPr>
+              <w:t>C</w:t>
+            </w:r>
+            <w:r>
+              <w:rPr>
+                <w:b/>
+                <w:bCs/>
+                <w:sz w:val="28"/>
+                <w:szCs w:val="28"/>
+                <w:lang w:val="en-GB"/>
+              </w:rPr>
+              <w:t>ustomer &amp; Sales</w:t>
             </w:r>
           </w:p>
         </w:tc>
@@ -1687,7 +1717,7 @@
               <w:rPr>
                 <w:lang w:val="en-GB"/>
               </w:rPr>
-              <w:t>The system escalates requests that cannot be handled by one staff member to a higher authority using the Chain of Responsibility</w:t>
+              <w:t>Customers interact with staff to ask for advice or help with purchases</w:t>
             </w:r>
           </w:p>
         </w:tc>
@@ -1723,6 +1753,36 @@
           <w:lang w:val="en-GB"/>
         </w:rPr>
       </w:pPr>
+    </w:p>
+    <w:p>
+      <w:pPr>
+        <w:rPr>
+          <w:lang w:val="en-GB"/>
+        </w:rPr>
+      </w:pPr>
+    </w:p>
+    <w:p>
+      <w:pPr>
+        <w:rPr>
+          <w:rFonts w:asciiTheme="majorHAnsi" w:hAnsiTheme="majorHAnsi"/>
+          <w:b/>
+          <w:bCs/>
+          <w:sz w:val="28"/>
+          <w:szCs w:val="28"/>
+          <w:lang w:val="en-GB"/>
+        </w:rPr>
+      </w:pPr>
+      <w:r>
+        <w:rPr>
+          <w:rFonts w:asciiTheme="majorHAnsi" w:hAnsiTheme="majorHAnsi"/>
+          <w:b/>
+          <w:bCs/>
+          <w:sz w:val="28"/>
+          <w:szCs w:val="28"/>
+          <w:lang w:val="en-GB"/>
+        </w:rPr>
+        <w:t>1.2 NON-FUNCTIONAL REQUIREMENTS</w:t>
+      </w:r>
     </w:p>
     <w:tbl>
       <w:tblPr>
@@ -2114,6 +2174,7 @@
       </w:pPr>
     </w:p>
     <w:sectPr>
+      <w:type w:val="continuous"/>
       <w:pgSz w:w="11906" w:h="16838"/>
       <w:pgMar w:top="1440" w:right="1440" w:bottom="1440" w:left="1440" w:header="708" w:footer="708" w:gutter="0"/>
       <w:cols w:space="708"/>
